--- a/downloads/sjabloon-toestemmingsformulier.docx
+++ b/downloads/sjabloon-toestemmingsformulier.docx
@@ -127,7 +127,7 @@
                 <w:sz w:val="18"/>
                 <w:szCs w:val="18"/>
               </w:rPr>
-              <w:t xml:space="preserve">Overloop dit formulier samen met de jongere, in woorden die hij begrijpt: het formulier is een vertrekpunt voor het gesprek, geen vervanging ervan. Vul de stippenlijnen aan en pas aan wat niet past. Dit is een sjabloon van het onderzoeksteam, geen juridisch getoetste tekst: laat je formulier nakijken binnen je organisatie. Wie moet tekenen, lees je in de praktijkgids bij "Wat zegt de wet?". Verwijder dit kader voor je het formulier gebruikt.</w:t>
+              <w:t xml:space="preserve">Overloop dit formulier samen met de jongere, in woorden die hij begrijpt: het formulier is een vertrekpunt voor het gesprek, geen vervanging ervan. Vul de stippenlijnen en puntjes aan en pas aan wat niet past. Dit is een sjabloon van het onderzoeksteam, geen juridisch getoetste tekst: laat je formulier nakijken binnen je organisatie. Wie moet tekenen, lees je in de praktijkgids bij "Wat zegt de wet?". Verwijder dit kader voor je het formulier gebruikt.</w:t>
             </w:r>
           </w:p>
         </w:tc>
@@ -1002,7 +1002,7 @@
               <w:rPr>
                 <w:rFonts w:ascii="Arial" w:cs="Arial" w:eastAsia="Arial" w:hAnsi="Arial"/>
               </w:rPr>
-              <w:t xml:space="preserve">Stuur een mail naar [algemeen e-mailadres van de organisatie] of spreek [functie, bijvoorbeeld de coördinator] aan. Je mag dit ook door iemand anders laten vragen. Dit adres blijft geldig, ook als je begeleider niet meer bij ons werkt.</w:t>
+              <w:t xml:space="preserve">Stuur een mail naar ……………………………………………… of spreek ……………………………………………… aan. Je mag dit ook door iemand anders laten vragen. Dit adres blijft geldig, ook als je begeleider niet meer bij ons werkt.</w:t>
             </w:r>
           </w:p>
           <w:p>
@@ -1021,7 +1021,7 @@
               <w:rPr>
                 <w:rFonts w:ascii="Arial" w:cs="Arial" w:eastAsia="Arial" w:hAnsi="Arial"/>
               </w:rPr>
-              <w:t xml:space="preserve">Binnen [termijn] halen we je fragment of het product weg van onze eigen kanalen en tonen we het niet meer. We laten je weten wanneer dat gebeurd is.</w:t>
+              <w:t xml:space="preserve">Binnen …………………… halen we je fragment of het product weg van onze eigen kanalen en tonen we het niet meer. We laten je weten wanneer dat gebeurd is.</w:t>
             </w:r>
           </w:p>
           <w:p>
